--- a/policies/build/preview/HCO.COP.17_v2_preview.docx
+++ b/policies/build/preview/HCO.COP.17_v2_preview.docx
@@ -406,7 +406,7 @@
                 <w:sz w:val="18"/>
                 <w:szCs w:val="18"/>
               </w:rPr>
-              <w:t xml:space="preserve">«Patient Rights Officer»  Name «________»</w:t>
+              <w:t xml:space="preserve">«Pain Management Lead»  Name «________»</w:t>
             </w:r>
           </w:p>
         </w:tc>
@@ -2147,7 +2147,7 @@
           <w:sz w:val="22"/>
           <w:szCs w:val="22"/>
         </w:rPr>
-        <w:t xml:space="preserve">Medical Superintendent; Pain Management Lead; Quality Coordinator; department clinical staff covered by COP.17.</w:t>
+        <w:t xml:space="preserve">Medical Superintendent; Pain Management Lead; Quality Coordinator; department clinical staff covered by COP.17</w:t>
       </w:r>
     </w:p>
     <w:p>
